--- a/Knowledge/3-Work knowledge/1-Software Engineering/1-Fundamentals/5-My Source/7-Software/5-Software Development Life Cycle (SDLC)/1-Phases of SDLC/6-Deployment.docx
+++ b/Knowledge/3-Work knowledge/1-Software Engineering/1-Fundamentals/5-My Source/7-Software/5-Software Development Life Cycle (SDLC)/1-Phases of SDLC/6-Deployment.docx
@@ -42,7 +42,27 @@
           <w:sz w:val="18"/>
           <w:highlight w:val="lightGray"/>
         </w:rPr>
-        <w:t xml:space="preserve">: Persons Table -&gt; ID Column: 1, Name_En Column: Motasem Essam] -&gt; </w:t>
+        <w:t xml:space="preserve">: Persons Table -&gt; ID Column: 1, </w:t>
+      </w:r>
+      <w:proofErr w:type="spellStart"/>
+      <w:r>
+        <w:rPr>
+          <w:rFonts w:ascii="Arial" w:hAnsi="Arial"/>
+          <w:color w:val="000000"/>
+          <w:sz w:val="18"/>
+          <w:highlight w:val="lightGray"/>
+        </w:rPr>
+        <w:t>Name_En</w:t>
+      </w:r>
+      <w:proofErr w:type="spellEnd"/>
+      <w:r>
+        <w:rPr>
+          <w:rFonts w:ascii="Arial" w:hAnsi="Arial"/>
+          <w:color w:val="000000"/>
+          <w:sz w:val="18"/>
+          <w:highlight w:val="lightGray"/>
+        </w:rPr>
+        <w:t xml:space="preserve"> Column: Motasem Essam] -&gt; </w:t>
       </w:r>
       <w:r>
         <w:rPr>
@@ -98,16 +118,34 @@
           <w:sz w:val="18"/>
           <w:highlight w:val="lightGray"/>
         </w:rPr>
-        <w:t xml:space="preserve"> [6/</w:t>
-      </w:r>
-      <w:r>
-        <w:rPr>
-          <w:rFonts w:ascii="Arial" w:hAnsi="Arial"/>
-          <w:color w:val="000000"/>
-          <w:sz w:val="18"/>
-          <w:highlight w:val="lightGray"/>
-        </w:rPr>
-        <w:t>7</w:t>
+        <w:t xml:space="preserve"> [</w:t>
+      </w:r>
+      <w:r>
+        <w:rPr>
+          <w:rFonts w:ascii="Arial" w:hAnsi="Arial"/>
+          <w:color w:val="000000"/>
+          <w:sz w:val="18"/>
+          <w:highlight w:val="lightGray"/>
+        </w:rPr>
+        <w:t>1</w:t>
+      </w:r>
+      <w:r>
+        <w:rPr>
+          <w:rFonts w:ascii="Arial" w:hAnsi="Arial"/>
+          <w:color w:val="000000"/>
+          <w:sz w:val="18"/>
+          <w:highlight w:val="lightGray"/>
+        </w:rPr>
+        <w:t>/</w:t>
+      </w:r>
+      <w:r>
+        <w:rPr>
+          <w:rFonts w:ascii="Arial" w:hAnsi="Arial"/>
+          <w:color w:val="000000"/>
+          <w:sz w:val="18"/>
+          <w:highlight w:val="lightGray"/>
+        </w:rPr>
+        <w:t>23</w:t>
       </w:r>
       <w:r>
         <w:rPr>
@@ -193,7 +231,7 @@
           <w:rFonts w:ascii="Roboto Mono" w:hAnsi="Roboto Mono"/>
         </w:rPr>
         <w:pict w14:anchorId="3354F061">
-          <v:rect id="_x0000_i1289" style="width:0;height:1.5pt" o:hralign="center" o:hrstd="t" o:hr="t" fillcolor="#a0a0a0" stroked="f"/>
+          <v:rect id="_x0000_i1025" style="width:0;height:1.5pt" o:hralign="center" o:hrstd="t" o:hr="t" fillcolor="#a0a0a0" stroked="f"/>
         </w:pict>
       </w:r>
     </w:p>
@@ -229,7 +267,27 @@
           <w:sz w:val="18"/>
           <w:highlight w:val="lightGray"/>
         </w:rPr>
-        <w:t xml:space="preserve">: Persons Table -&gt; ID Column: 1, Name_En Column: Motasem Essam] -&gt; </w:t>
+        <w:t xml:space="preserve">: Persons Table -&gt; ID Column: 1, </w:t>
+      </w:r>
+      <w:proofErr w:type="spellStart"/>
+      <w:r>
+        <w:rPr>
+          <w:rFonts w:ascii="Arial" w:hAnsi="Arial"/>
+          <w:color w:val="000000"/>
+          <w:sz w:val="18"/>
+          <w:highlight w:val="lightGray"/>
+        </w:rPr>
+        <w:t>Name_En</w:t>
+      </w:r>
+      <w:proofErr w:type="spellEnd"/>
+      <w:r>
+        <w:rPr>
+          <w:rFonts w:ascii="Arial" w:hAnsi="Arial"/>
+          <w:color w:val="000000"/>
+          <w:sz w:val="18"/>
+          <w:highlight w:val="lightGray"/>
+        </w:rPr>
+        <w:t xml:space="preserve"> Column: Motasem Essam] -&gt; </w:t>
       </w:r>
       <w:r>
         <w:rPr>
@@ -285,16 +343,34 @@
           <w:sz w:val="18"/>
           <w:highlight w:val="lightGray"/>
         </w:rPr>
-        <w:t xml:space="preserve"> [6/</w:t>
-      </w:r>
-      <w:r>
-        <w:rPr>
-          <w:rFonts w:ascii="Arial" w:hAnsi="Arial"/>
-          <w:color w:val="000000"/>
-          <w:sz w:val="18"/>
-          <w:highlight w:val="lightGray"/>
-        </w:rPr>
-        <w:t>7</w:t>
+        <w:t xml:space="preserve"> [</w:t>
+      </w:r>
+      <w:r>
+        <w:rPr>
+          <w:rFonts w:ascii="Arial" w:hAnsi="Arial"/>
+          <w:color w:val="000000"/>
+          <w:sz w:val="18"/>
+          <w:highlight w:val="lightGray"/>
+        </w:rPr>
+        <w:t>1</w:t>
+      </w:r>
+      <w:r>
+        <w:rPr>
+          <w:rFonts w:ascii="Arial" w:hAnsi="Arial"/>
+          <w:color w:val="000000"/>
+          <w:sz w:val="18"/>
+          <w:highlight w:val="lightGray"/>
+        </w:rPr>
+        <w:t>/</w:t>
+      </w:r>
+      <w:r>
+        <w:rPr>
+          <w:rFonts w:ascii="Arial" w:hAnsi="Arial"/>
+          <w:color w:val="000000"/>
+          <w:sz w:val="18"/>
+          <w:highlight w:val="lightGray"/>
+        </w:rPr>
+        <w:t>23</w:t>
       </w:r>
       <w:r>
         <w:rPr>
@@ -415,7 +491,7 @@
           <w:rFonts w:ascii="Roboto Mono" w:hAnsi="Roboto Mono"/>
         </w:rPr>
         <w:pict w14:anchorId="5C96988C">
-          <v:rect id="_x0000_i1290" style="width:0;height:1.5pt" o:hralign="center" o:hrstd="t" o:hr="t" fillcolor="#a0a0a0" stroked="f"/>
+          <v:rect id="_x0000_i1026" style="width:0;height:1.5pt" o:hralign="center" o:hrstd="t" o:hr="t" fillcolor="#a0a0a0" stroked="f"/>
         </w:pict>
       </w:r>
     </w:p>
@@ -451,7 +527,27 @@
           <w:sz w:val="18"/>
           <w:highlight w:val="lightGray"/>
         </w:rPr>
-        <w:t xml:space="preserve">: Persons Table -&gt; ID Column: 1, Name_En Column: Motasem Essam] -&gt; </w:t>
+        <w:t xml:space="preserve">: Persons Table -&gt; ID Column: 1, </w:t>
+      </w:r>
+      <w:proofErr w:type="spellStart"/>
+      <w:r>
+        <w:rPr>
+          <w:rFonts w:ascii="Arial" w:hAnsi="Arial"/>
+          <w:color w:val="000000"/>
+          <w:sz w:val="18"/>
+          <w:highlight w:val="lightGray"/>
+        </w:rPr>
+        <w:t>Name_En</w:t>
+      </w:r>
+      <w:proofErr w:type="spellEnd"/>
+      <w:r>
+        <w:rPr>
+          <w:rFonts w:ascii="Arial" w:hAnsi="Arial"/>
+          <w:color w:val="000000"/>
+          <w:sz w:val="18"/>
+          <w:highlight w:val="lightGray"/>
+        </w:rPr>
+        <w:t xml:space="preserve"> Column: Motasem Essam] -&gt; </w:t>
       </w:r>
       <w:r>
         <w:rPr>
@@ -507,16 +603,34 @@
           <w:sz w:val="18"/>
           <w:highlight w:val="lightGray"/>
         </w:rPr>
-        <w:t xml:space="preserve"> [6/</w:t>
-      </w:r>
-      <w:r>
-        <w:rPr>
-          <w:rFonts w:ascii="Arial" w:hAnsi="Arial"/>
-          <w:color w:val="000000"/>
-          <w:sz w:val="18"/>
-          <w:highlight w:val="lightGray"/>
-        </w:rPr>
-        <w:t>7</w:t>
+        <w:t xml:space="preserve"> [</w:t>
+      </w:r>
+      <w:r>
+        <w:rPr>
+          <w:rFonts w:ascii="Arial" w:hAnsi="Arial"/>
+          <w:color w:val="000000"/>
+          <w:sz w:val="18"/>
+          <w:highlight w:val="lightGray"/>
+        </w:rPr>
+        <w:t>1</w:t>
+      </w:r>
+      <w:r>
+        <w:rPr>
+          <w:rFonts w:ascii="Arial" w:hAnsi="Arial"/>
+          <w:color w:val="000000"/>
+          <w:sz w:val="18"/>
+          <w:highlight w:val="lightGray"/>
+        </w:rPr>
+        <w:t>/</w:t>
+      </w:r>
+      <w:r>
+        <w:rPr>
+          <w:rFonts w:ascii="Arial" w:hAnsi="Arial"/>
+          <w:color w:val="000000"/>
+          <w:sz w:val="18"/>
+          <w:highlight w:val="lightGray"/>
+        </w:rPr>
+        <w:t>23</w:t>
       </w:r>
       <w:r>
         <w:rPr>
@@ -708,7 +822,7 @@
           <w:rFonts w:ascii="Roboto Mono" w:hAnsi="Roboto Mono"/>
         </w:rPr>
         <w:pict w14:anchorId="18670E80">
-          <v:rect id="_x0000_i1291" style="width:0;height:1.5pt" o:hralign="center" o:hrstd="t" o:hr="t" fillcolor="#a0a0a0" stroked="f"/>
+          <v:rect id="_x0000_i1027" style="width:0;height:1.5pt" o:hralign="center" o:hrstd="t" o:hr="t" fillcolor="#a0a0a0" stroked="f"/>
         </w:pict>
       </w:r>
     </w:p>
@@ -761,7 +875,27 @@
           <w:sz w:val="18"/>
           <w:highlight w:val="lightGray"/>
         </w:rPr>
-        <w:t xml:space="preserve">: Persons Table -&gt; ID Column: 1, Name_En Column: Motasem Essam] -&gt; </w:t>
+        <w:t xml:space="preserve">: Persons Table -&gt; ID Column: 1, </w:t>
+      </w:r>
+      <w:proofErr w:type="spellStart"/>
+      <w:r>
+        <w:rPr>
+          <w:rFonts w:ascii="Arial" w:hAnsi="Arial"/>
+          <w:color w:val="000000"/>
+          <w:sz w:val="18"/>
+          <w:highlight w:val="lightGray"/>
+        </w:rPr>
+        <w:t>Name_En</w:t>
+      </w:r>
+      <w:proofErr w:type="spellEnd"/>
+      <w:r>
+        <w:rPr>
+          <w:rFonts w:ascii="Arial" w:hAnsi="Arial"/>
+          <w:color w:val="000000"/>
+          <w:sz w:val="18"/>
+          <w:highlight w:val="lightGray"/>
+        </w:rPr>
+        <w:t xml:space="preserve"> Column: Motasem Essam] -&gt; </w:t>
       </w:r>
       <w:r>
         <w:rPr>
@@ -817,16 +951,34 @@
           <w:sz w:val="18"/>
           <w:highlight w:val="lightGray"/>
         </w:rPr>
-        <w:t xml:space="preserve"> [6/</w:t>
-      </w:r>
-      <w:r>
-        <w:rPr>
-          <w:rFonts w:ascii="Arial" w:hAnsi="Arial"/>
-          <w:color w:val="000000"/>
-          <w:sz w:val="18"/>
-          <w:highlight w:val="lightGray"/>
-        </w:rPr>
-        <w:t>7</w:t>
+        <w:t xml:space="preserve"> [</w:t>
+      </w:r>
+      <w:r>
+        <w:rPr>
+          <w:rFonts w:ascii="Arial" w:hAnsi="Arial"/>
+          <w:color w:val="000000"/>
+          <w:sz w:val="18"/>
+          <w:highlight w:val="lightGray"/>
+        </w:rPr>
+        <w:t>1</w:t>
+      </w:r>
+      <w:r>
+        <w:rPr>
+          <w:rFonts w:ascii="Arial" w:hAnsi="Arial"/>
+          <w:color w:val="000000"/>
+          <w:sz w:val="18"/>
+          <w:highlight w:val="lightGray"/>
+        </w:rPr>
+        <w:t>/</w:t>
+      </w:r>
+      <w:r>
+        <w:rPr>
+          <w:rFonts w:ascii="Arial" w:hAnsi="Arial"/>
+          <w:color w:val="000000"/>
+          <w:sz w:val="18"/>
+          <w:highlight w:val="lightGray"/>
+        </w:rPr>
+        <w:t>23</w:t>
       </w:r>
       <w:r>
         <w:rPr>
@@ -879,7 +1031,7 @@
           <w:rFonts w:ascii="Roboto Mono" w:hAnsi="Roboto Mono"/>
         </w:rPr>
         <w:pict w14:anchorId="624499CA">
-          <v:rect id="_x0000_i1293" style="width:0;height:1.5pt" o:hralign="center" o:hrstd="t" o:hr="t" fillcolor="#a0a0a0" stroked="f"/>
+          <v:rect id="_x0000_i1028" style="width:0;height:1.5pt" o:hralign="center" o:hrstd="t" o:hr="t" fillcolor="#a0a0a0" stroked="f"/>
         </w:pict>
       </w:r>
     </w:p>
@@ -1047,7 +1199,7 @@
           <w:rFonts w:ascii="Roboto Mono" w:hAnsi="Roboto Mono"/>
         </w:rPr>
         <w:pict w14:anchorId="7CCCD7F6">
-          <v:rect id="_x0000_i1294" style="width:0;height:1.5pt" o:hralign="center" o:hrstd="t" o:hr="t" fillcolor="#a0a0a0" stroked="f"/>
+          <v:rect id="_x0000_i1029" style="width:0;height:1.5pt" o:hralign="center" o:hrstd="t" o:hr="t" fillcolor="#a0a0a0" stroked="f"/>
         </w:pict>
       </w:r>
     </w:p>
@@ -1160,7 +1312,7 @@
           <w:rFonts w:ascii="Roboto Mono" w:hAnsi="Roboto Mono"/>
         </w:rPr>
         <w:pict w14:anchorId="5985E2B0">
-          <v:rect id="_x0000_i1295" style="width:0;height:1.5pt" o:hralign="center" o:hrstd="t" o:hr="t" fillcolor="#a0a0a0" stroked="f"/>
+          <v:rect id="_x0000_i1030" style="width:0;height:1.5pt" o:hralign="center" o:hrstd="t" o:hr="t" fillcolor="#a0a0a0" stroked="f"/>
         </w:pict>
       </w:r>
     </w:p>
@@ -1199,7 +1351,27 @@
           <w:sz w:val="18"/>
           <w:highlight w:val="lightGray"/>
         </w:rPr>
-        <w:t xml:space="preserve">: Persons Table -&gt; ID Column: 1, Name_En Column: Motasem Essam] -&gt; </w:t>
+        <w:t xml:space="preserve">: Persons Table -&gt; ID Column: 1, </w:t>
+      </w:r>
+      <w:proofErr w:type="spellStart"/>
+      <w:r>
+        <w:rPr>
+          <w:rFonts w:ascii="Arial" w:hAnsi="Arial"/>
+          <w:color w:val="000000"/>
+          <w:sz w:val="18"/>
+          <w:highlight w:val="lightGray"/>
+        </w:rPr>
+        <w:t>Name_En</w:t>
+      </w:r>
+      <w:proofErr w:type="spellEnd"/>
+      <w:r>
+        <w:rPr>
+          <w:rFonts w:ascii="Arial" w:hAnsi="Arial"/>
+          <w:color w:val="000000"/>
+          <w:sz w:val="18"/>
+          <w:highlight w:val="lightGray"/>
+        </w:rPr>
+        <w:t xml:space="preserve"> Column: Motasem Essam] -&gt; </w:t>
       </w:r>
       <w:r>
         <w:rPr>
@@ -1255,16 +1427,34 @@
           <w:sz w:val="18"/>
           <w:highlight w:val="lightGray"/>
         </w:rPr>
-        <w:t xml:space="preserve"> [6/</w:t>
-      </w:r>
-      <w:r>
-        <w:rPr>
-          <w:rFonts w:ascii="Arial" w:hAnsi="Arial"/>
-          <w:color w:val="000000"/>
-          <w:sz w:val="18"/>
-          <w:highlight w:val="lightGray"/>
-        </w:rPr>
-        <w:t>7</w:t>
+        <w:t xml:space="preserve"> [</w:t>
+      </w:r>
+      <w:r>
+        <w:rPr>
+          <w:rFonts w:ascii="Arial" w:hAnsi="Arial"/>
+          <w:color w:val="000000"/>
+          <w:sz w:val="18"/>
+          <w:highlight w:val="lightGray"/>
+        </w:rPr>
+        <w:t>1</w:t>
+      </w:r>
+      <w:r>
+        <w:rPr>
+          <w:rFonts w:ascii="Arial" w:hAnsi="Arial"/>
+          <w:color w:val="000000"/>
+          <w:sz w:val="18"/>
+          <w:highlight w:val="lightGray"/>
+        </w:rPr>
+        <w:t>/</w:t>
+      </w:r>
+      <w:r>
+        <w:rPr>
+          <w:rFonts w:ascii="Arial" w:hAnsi="Arial"/>
+          <w:color w:val="000000"/>
+          <w:sz w:val="18"/>
+          <w:highlight w:val="lightGray"/>
+        </w:rPr>
+        <w:t>23</w:t>
       </w:r>
       <w:r>
         <w:rPr>
@@ -1317,7 +1507,7 @@
           <w:rFonts w:ascii="Roboto Mono" w:hAnsi="Roboto Mono"/>
         </w:rPr>
         <w:pict w14:anchorId="0056708E">
-          <v:rect id="_x0000_i1296" style="width:0;height:1.5pt" o:hralign="center" o:hrstd="t" o:hr="t" fillcolor="#a0a0a0" stroked="f"/>
+          <v:rect id="_x0000_i1031" style="width:0;height:1.5pt" o:hralign="center" o:hrstd="t" o:hr="t" fillcolor="#a0a0a0" stroked="f"/>
         </w:pict>
       </w:r>
     </w:p>
@@ -1439,7 +1629,7 @@
           <w:rFonts w:ascii="Roboto Mono" w:hAnsi="Roboto Mono"/>
         </w:rPr>
         <w:pict w14:anchorId="0F28994F">
-          <v:rect id="_x0000_i1297" style="width:0;height:1.5pt" o:hralign="center" o:hrstd="t" o:hr="t" fillcolor="#a0a0a0" stroked="f"/>
+          <v:rect id="_x0000_i1032" style="width:0;height:1.5pt" o:hralign="center" o:hrstd="t" o:hr="t" fillcolor="#a0a0a0" stroked="f"/>
         </w:pict>
       </w:r>
     </w:p>
@@ -1518,7 +1708,7 @@
           <w:rFonts w:ascii="Roboto Mono" w:hAnsi="Roboto Mono"/>
         </w:rPr>
         <w:pict w14:anchorId="238E1523">
-          <v:rect id="_x0000_i1298" style="width:0;height:1.5pt" o:hralign="center" o:hrstd="t" o:hr="t" fillcolor="#a0a0a0" stroked="f"/>
+          <v:rect id="_x0000_i1033" style="width:0;height:1.5pt" o:hralign="center" o:hrstd="t" o:hr="t" fillcolor="#a0a0a0" stroked="f"/>
         </w:pict>
       </w:r>
     </w:p>
@@ -1557,7 +1747,27 @@
           <w:sz w:val="18"/>
           <w:highlight w:val="lightGray"/>
         </w:rPr>
-        <w:t xml:space="preserve">: Persons Table -&gt; ID Column: 1, Name_En Column: Motasem Essam] -&gt; </w:t>
+        <w:t xml:space="preserve">: Persons Table -&gt; ID Column: 1, </w:t>
+      </w:r>
+      <w:proofErr w:type="spellStart"/>
+      <w:r>
+        <w:rPr>
+          <w:rFonts w:ascii="Arial" w:hAnsi="Arial"/>
+          <w:color w:val="000000"/>
+          <w:sz w:val="18"/>
+          <w:highlight w:val="lightGray"/>
+        </w:rPr>
+        <w:t>Name_En</w:t>
+      </w:r>
+      <w:proofErr w:type="spellEnd"/>
+      <w:r>
+        <w:rPr>
+          <w:rFonts w:ascii="Arial" w:hAnsi="Arial"/>
+          <w:color w:val="000000"/>
+          <w:sz w:val="18"/>
+          <w:highlight w:val="lightGray"/>
+        </w:rPr>
+        <w:t xml:space="preserve"> Column: Motasem Essam] -&gt; </w:t>
       </w:r>
       <w:r>
         <w:rPr>
@@ -1613,16 +1823,34 @@
           <w:sz w:val="18"/>
           <w:highlight w:val="lightGray"/>
         </w:rPr>
-        <w:t xml:space="preserve"> [6/</w:t>
-      </w:r>
-      <w:r>
-        <w:rPr>
-          <w:rFonts w:ascii="Arial" w:hAnsi="Arial"/>
-          <w:color w:val="000000"/>
-          <w:sz w:val="18"/>
-          <w:highlight w:val="lightGray"/>
-        </w:rPr>
-        <w:t>7</w:t>
+        <w:t xml:space="preserve"> [</w:t>
+      </w:r>
+      <w:r>
+        <w:rPr>
+          <w:rFonts w:ascii="Arial" w:hAnsi="Arial"/>
+          <w:color w:val="000000"/>
+          <w:sz w:val="18"/>
+          <w:highlight w:val="lightGray"/>
+        </w:rPr>
+        <w:t>1</w:t>
+      </w:r>
+      <w:r>
+        <w:rPr>
+          <w:rFonts w:ascii="Arial" w:hAnsi="Arial"/>
+          <w:color w:val="000000"/>
+          <w:sz w:val="18"/>
+          <w:highlight w:val="lightGray"/>
+        </w:rPr>
+        <w:t>/</w:t>
+      </w:r>
+      <w:r>
+        <w:rPr>
+          <w:rFonts w:ascii="Arial" w:hAnsi="Arial"/>
+          <w:color w:val="000000"/>
+          <w:sz w:val="18"/>
+          <w:highlight w:val="lightGray"/>
+        </w:rPr>
+        <w:t>23</w:t>
       </w:r>
       <w:r>
         <w:rPr>
@@ -1675,7 +1903,7 @@
           <w:rFonts w:ascii="Roboto Mono" w:hAnsi="Roboto Mono"/>
         </w:rPr>
         <w:pict w14:anchorId="1CCDB2B8">
-          <v:rect id="_x0000_i1299" style="width:0;height:1.5pt" o:hralign="center" o:hrstd="t" o:hr="t" fillcolor="#a0a0a0" stroked="f"/>
+          <v:rect id="_x0000_i1034" style="width:0;height:1.5pt" o:hralign="center" o:hrstd="t" o:hr="t" fillcolor="#a0a0a0" stroked="f"/>
         </w:pict>
       </w:r>
     </w:p>
@@ -1786,7 +2014,21 @@
           <w:rFonts w:ascii="Roboto Mono" w:hAnsi="Roboto Mono"/>
         </w:rPr>
         <w:br/>
-        <w:t xml:space="preserve">    CustomerID INT PRIMARY KEY,</w:t>
+        <w:t xml:space="preserve">    </w:t>
+      </w:r>
+      <w:proofErr w:type="spellStart"/>
+      <w:r>
+        <w:rPr>
+          <w:rFonts w:ascii="Roboto Mono" w:hAnsi="Roboto Mono"/>
+        </w:rPr>
+        <w:t>CustomerID</w:t>
+      </w:r>
+      <w:proofErr w:type="spellEnd"/>
+      <w:r>
+        <w:rPr>
+          <w:rFonts w:ascii="Roboto Mono" w:hAnsi="Roboto Mono"/>
+        </w:rPr>
+        <w:t xml:space="preserve"> INT PRIMARY KEY,</w:t>
       </w:r>
       <w:r>
         <w:rPr>
@@ -1815,7 +2057,7 @@
         </w:rPr>
         <w:lastRenderedPageBreak/>
         <w:pict w14:anchorId="1A4E0215">
-          <v:rect id="_x0000_i1300" style="width:0;height:1.5pt" o:hralign="center" o:hrstd="t" o:hr="t" fillcolor="#a0a0a0" stroked="f"/>
+          <v:rect id="_x0000_i1035" style="width:0;height:1.5pt" o:hralign="center" o:hrstd="t" o:hr="t" fillcolor="#a0a0a0" stroked="f"/>
         </w:pict>
       </w:r>
     </w:p>
@@ -1923,7 +2165,7 @@
           <w:rFonts w:ascii="Roboto Mono" w:hAnsi="Roboto Mono"/>
         </w:rPr>
         <w:pict w14:anchorId="3DB28CD0">
-          <v:rect id="_x0000_i1301" style="width:0;height:1.5pt" o:hralign="center" o:hrstd="t" o:hr="t" fillcolor="#a0a0a0" stroked="f"/>
+          <v:rect id="_x0000_i1036" style="width:0;height:1.5pt" o:hralign="center" o:hrstd="t" o:hr="t" fillcolor="#a0a0a0" stroked="f"/>
         </w:pict>
       </w:r>
     </w:p>
@@ -1962,7 +2204,27 @@
           <w:sz w:val="18"/>
           <w:highlight w:val="lightGray"/>
         </w:rPr>
-        <w:t xml:space="preserve">: Persons Table -&gt; ID Column: 1, Name_En Column: Motasem Essam] -&gt; </w:t>
+        <w:t xml:space="preserve">: Persons Table -&gt; ID Column: 1, </w:t>
+      </w:r>
+      <w:proofErr w:type="spellStart"/>
+      <w:r>
+        <w:rPr>
+          <w:rFonts w:ascii="Arial" w:hAnsi="Arial"/>
+          <w:color w:val="000000"/>
+          <w:sz w:val="18"/>
+          <w:highlight w:val="lightGray"/>
+        </w:rPr>
+        <w:t>Name_En</w:t>
+      </w:r>
+      <w:proofErr w:type="spellEnd"/>
+      <w:r>
+        <w:rPr>
+          <w:rFonts w:ascii="Arial" w:hAnsi="Arial"/>
+          <w:color w:val="000000"/>
+          <w:sz w:val="18"/>
+          <w:highlight w:val="lightGray"/>
+        </w:rPr>
+        <w:t xml:space="preserve"> Column: Motasem Essam] -&gt; </w:t>
       </w:r>
       <w:r>
         <w:rPr>
@@ -2018,16 +2280,34 @@
           <w:sz w:val="18"/>
           <w:highlight w:val="lightGray"/>
         </w:rPr>
-        <w:t xml:space="preserve"> [6/</w:t>
-      </w:r>
-      <w:r>
-        <w:rPr>
-          <w:rFonts w:ascii="Arial" w:hAnsi="Arial"/>
-          <w:color w:val="000000"/>
-          <w:sz w:val="18"/>
-          <w:highlight w:val="lightGray"/>
-        </w:rPr>
-        <w:t>7</w:t>
+        <w:t xml:space="preserve"> [</w:t>
+      </w:r>
+      <w:r>
+        <w:rPr>
+          <w:rFonts w:ascii="Arial" w:hAnsi="Arial"/>
+          <w:color w:val="000000"/>
+          <w:sz w:val="18"/>
+          <w:highlight w:val="lightGray"/>
+        </w:rPr>
+        <w:t>1</w:t>
+      </w:r>
+      <w:r>
+        <w:rPr>
+          <w:rFonts w:ascii="Arial" w:hAnsi="Arial"/>
+          <w:color w:val="000000"/>
+          <w:sz w:val="18"/>
+          <w:highlight w:val="lightGray"/>
+        </w:rPr>
+        <w:t>/</w:t>
+      </w:r>
+      <w:r>
+        <w:rPr>
+          <w:rFonts w:ascii="Arial" w:hAnsi="Arial"/>
+          <w:color w:val="000000"/>
+          <w:sz w:val="18"/>
+          <w:highlight w:val="lightGray"/>
+        </w:rPr>
+        <w:t>23</w:t>
       </w:r>
       <w:r>
         <w:rPr>
@@ -2080,7 +2360,7 @@
           <w:rFonts w:ascii="Roboto Mono" w:hAnsi="Roboto Mono"/>
         </w:rPr>
         <w:pict w14:anchorId="05D0CF59">
-          <v:rect id="_x0000_i1302" style="width:0;height:1.5pt" o:hralign="center" o:hrstd="t" o:hr="t" fillcolor="#a0a0a0" stroked="f"/>
+          <v:rect id="_x0000_i1037" style="width:0;height:1.5pt" o:hralign="center" o:hrstd="t" o:hr="t" fillcolor="#a0a0a0" stroked="f"/>
         </w:pict>
       </w:r>
     </w:p>
@@ -2209,7 +2489,7 @@
           <w:rFonts w:ascii="Roboto Mono" w:hAnsi="Roboto Mono"/>
         </w:rPr>
         <w:pict w14:anchorId="36AF3D42">
-          <v:rect id="_x0000_i1303" style="width:0;height:1.5pt" o:hralign="center" o:hrstd="t" o:hr="t" fillcolor="#a0a0a0" stroked="f"/>
+          <v:rect id="_x0000_i1038" style="width:0;height:1.5pt" o:hralign="center" o:hrstd="t" o:hr="t" fillcolor="#a0a0a0" stroked="f"/>
         </w:pict>
       </w:r>
     </w:p>
@@ -2304,8 +2584,16 @@
           <w:rFonts w:ascii="Roboto Mono" w:hAnsi="Roboto Mono"/>
         </w:rPr>
         <w:br/>
-        <w:t>DB_NAME=shopdb</w:t>
-      </w:r>
+        <w:t>DB_NAME=</w:t>
+      </w:r>
+      <w:proofErr w:type="spellStart"/>
+      <w:r>
+        <w:rPr>
+          <w:rFonts w:ascii="Roboto Mono" w:hAnsi="Roboto Mono"/>
+        </w:rPr>
+        <w:t>shopdb</w:t>
+      </w:r>
+      <w:proofErr w:type="spellEnd"/>
       <w:r>
         <w:rPr>
           <w:rFonts w:ascii="Roboto Mono" w:hAnsi="Roboto Mono"/>
@@ -2325,7 +2613,7 @@
           <w:rFonts w:ascii="Roboto Mono" w:hAnsi="Roboto Mono"/>
         </w:rPr>
         <w:pict w14:anchorId="7BCDE217">
-          <v:rect id="_x0000_i1304" style="width:0;height:1.5pt" o:hralign="center" o:hrstd="t" o:hr="t" fillcolor="#a0a0a0" stroked="f"/>
+          <v:rect id="_x0000_i1039" style="width:0;height:1.5pt" o:hralign="center" o:hrstd="t" o:hr="t" fillcolor="#a0a0a0" stroked="f"/>
         </w:pict>
       </w:r>
     </w:p>
@@ -2364,7 +2652,27 @@
           <w:sz w:val="18"/>
           <w:highlight w:val="lightGray"/>
         </w:rPr>
-        <w:t xml:space="preserve">: Persons Table -&gt; ID Column: 1, Name_En Column: Motasem Essam] -&gt; </w:t>
+        <w:t xml:space="preserve">: Persons Table -&gt; ID Column: 1, </w:t>
+      </w:r>
+      <w:proofErr w:type="spellStart"/>
+      <w:r>
+        <w:rPr>
+          <w:rFonts w:ascii="Arial" w:hAnsi="Arial"/>
+          <w:color w:val="000000"/>
+          <w:sz w:val="18"/>
+          <w:highlight w:val="lightGray"/>
+        </w:rPr>
+        <w:t>Name_En</w:t>
+      </w:r>
+      <w:proofErr w:type="spellEnd"/>
+      <w:r>
+        <w:rPr>
+          <w:rFonts w:ascii="Arial" w:hAnsi="Arial"/>
+          <w:color w:val="000000"/>
+          <w:sz w:val="18"/>
+          <w:highlight w:val="lightGray"/>
+        </w:rPr>
+        <w:t xml:space="preserve"> Column: Motasem Essam] -&gt; </w:t>
       </w:r>
       <w:r>
         <w:rPr>
@@ -2420,16 +2728,34 @@
           <w:sz w:val="18"/>
           <w:highlight w:val="lightGray"/>
         </w:rPr>
-        <w:t xml:space="preserve"> [6/</w:t>
-      </w:r>
-      <w:r>
-        <w:rPr>
-          <w:rFonts w:ascii="Arial" w:hAnsi="Arial"/>
-          <w:color w:val="000000"/>
-          <w:sz w:val="18"/>
-          <w:highlight w:val="lightGray"/>
-        </w:rPr>
-        <w:t>7</w:t>
+        <w:t xml:space="preserve"> [</w:t>
+      </w:r>
+      <w:r>
+        <w:rPr>
+          <w:rFonts w:ascii="Arial" w:hAnsi="Arial"/>
+          <w:color w:val="000000"/>
+          <w:sz w:val="18"/>
+          <w:highlight w:val="lightGray"/>
+        </w:rPr>
+        <w:t>1</w:t>
+      </w:r>
+      <w:r>
+        <w:rPr>
+          <w:rFonts w:ascii="Arial" w:hAnsi="Arial"/>
+          <w:color w:val="000000"/>
+          <w:sz w:val="18"/>
+          <w:highlight w:val="lightGray"/>
+        </w:rPr>
+        <w:t>/</w:t>
+      </w:r>
+      <w:r>
+        <w:rPr>
+          <w:rFonts w:ascii="Arial" w:hAnsi="Arial"/>
+          <w:color w:val="000000"/>
+          <w:sz w:val="18"/>
+          <w:highlight w:val="lightGray"/>
+        </w:rPr>
+        <w:t>23</w:t>
       </w:r>
       <w:r>
         <w:rPr>
@@ -2482,7 +2808,7 @@
           <w:rFonts w:ascii="Roboto Mono" w:hAnsi="Roboto Mono"/>
         </w:rPr>
         <w:pict w14:anchorId="246799BF">
-          <v:rect id="_x0000_i1305" style="width:0;height:1.5pt" o:hralign="center" o:hrstd="t" o:hr="t" fillcolor="#a0a0a0" stroked="f"/>
+          <v:rect id="_x0000_i1040" style="width:0;height:1.5pt" o:hralign="center" o:hrstd="t" o:hr="t" fillcolor="#a0a0a0" stroked="f"/>
         </w:pict>
       </w:r>
     </w:p>
@@ -2605,7 +2931,7 @@
           <w:rFonts w:ascii="Roboto Mono" w:hAnsi="Roboto Mono"/>
         </w:rPr>
         <w:pict w14:anchorId="358204F0">
-          <v:rect id="_x0000_i1306" style="width:0;height:1.5pt" o:hralign="center" o:hrstd="t" o:hr="t" fillcolor="#a0a0a0" stroked="f"/>
+          <v:rect id="_x0000_i1041" style="width:0;height:1.5pt" o:hralign="center" o:hrstd="t" o:hr="t" fillcolor="#a0a0a0" stroked="f"/>
         </w:pict>
       </w:r>
     </w:p>
@@ -2644,7 +2970,27 @@
           <w:sz w:val="18"/>
           <w:highlight w:val="lightGray"/>
         </w:rPr>
-        <w:t xml:space="preserve">: Persons Table -&gt; ID Column: 1, Name_En Column: Motasem Essam] -&gt; </w:t>
+        <w:t xml:space="preserve">: Persons Table -&gt; ID Column: 1, </w:t>
+      </w:r>
+      <w:proofErr w:type="spellStart"/>
+      <w:r>
+        <w:rPr>
+          <w:rFonts w:ascii="Arial" w:hAnsi="Arial"/>
+          <w:color w:val="000000"/>
+          <w:sz w:val="18"/>
+          <w:highlight w:val="lightGray"/>
+        </w:rPr>
+        <w:t>Name_En</w:t>
+      </w:r>
+      <w:proofErr w:type="spellEnd"/>
+      <w:r>
+        <w:rPr>
+          <w:rFonts w:ascii="Arial" w:hAnsi="Arial"/>
+          <w:color w:val="000000"/>
+          <w:sz w:val="18"/>
+          <w:highlight w:val="lightGray"/>
+        </w:rPr>
+        <w:t xml:space="preserve"> Column: Motasem Essam] -&gt; </w:t>
       </w:r>
       <w:r>
         <w:rPr>
@@ -2700,16 +3046,34 @@
           <w:sz w:val="18"/>
           <w:highlight w:val="lightGray"/>
         </w:rPr>
-        <w:t xml:space="preserve"> [6/</w:t>
-      </w:r>
-      <w:r>
-        <w:rPr>
-          <w:rFonts w:ascii="Arial" w:hAnsi="Arial"/>
-          <w:color w:val="000000"/>
-          <w:sz w:val="18"/>
-          <w:highlight w:val="lightGray"/>
-        </w:rPr>
-        <w:t>7</w:t>
+        <w:t xml:space="preserve"> [</w:t>
+      </w:r>
+      <w:r>
+        <w:rPr>
+          <w:rFonts w:ascii="Arial" w:hAnsi="Arial"/>
+          <w:color w:val="000000"/>
+          <w:sz w:val="18"/>
+          <w:highlight w:val="lightGray"/>
+        </w:rPr>
+        <w:t>1</w:t>
+      </w:r>
+      <w:r>
+        <w:rPr>
+          <w:rFonts w:ascii="Arial" w:hAnsi="Arial"/>
+          <w:color w:val="000000"/>
+          <w:sz w:val="18"/>
+          <w:highlight w:val="lightGray"/>
+        </w:rPr>
+        <w:t>/</w:t>
+      </w:r>
+      <w:r>
+        <w:rPr>
+          <w:rFonts w:ascii="Arial" w:hAnsi="Arial"/>
+          <w:color w:val="000000"/>
+          <w:sz w:val="18"/>
+          <w:highlight w:val="lightGray"/>
+        </w:rPr>
+        <w:t>23</w:t>
       </w:r>
       <w:r>
         <w:rPr>
@@ -2762,7 +3126,7 @@
           <w:rFonts w:ascii="Roboto Mono" w:hAnsi="Roboto Mono"/>
         </w:rPr>
         <w:pict w14:anchorId="580428C7">
-          <v:rect id="_x0000_i1307" style="width:0;height:1.5pt" o:hralign="center" o:hrstd="t" o:hr="t" fillcolor="#a0a0a0" stroked="f"/>
+          <v:rect id="_x0000_i1042" style="width:0;height:1.5pt" o:hralign="center" o:hrstd="t" o:hr="t" fillcolor="#a0a0a0" stroked="f"/>
         </w:pict>
       </w:r>
     </w:p>
@@ -2859,7 +3223,7 @@
           <w:rFonts w:ascii="Roboto Mono" w:hAnsi="Roboto Mono"/>
         </w:rPr>
         <w:pict w14:anchorId="329D3FF9">
-          <v:rect id="_x0000_i1308" style="width:0;height:1.5pt" o:hralign="center" o:hrstd="t" o:hr="t" fillcolor="#a0a0a0" stroked="f"/>
+          <v:rect id="_x0000_i1043" style="width:0;height:1.5pt" o:hralign="center" o:hrstd="t" o:hr="t" fillcolor="#a0a0a0" stroked="f"/>
         </w:pict>
       </w:r>
     </w:p>
@@ -2898,7 +3262,27 @@
           <w:sz w:val="18"/>
           <w:highlight w:val="lightGray"/>
         </w:rPr>
-        <w:t xml:space="preserve">: Persons Table -&gt; ID Column: 1, Name_En Column: Motasem Essam] -&gt; </w:t>
+        <w:t xml:space="preserve">: Persons Table -&gt; ID Column: 1, </w:t>
+      </w:r>
+      <w:proofErr w:type="spellStart"/>
+      <w:r>
+        <w:rPr>
+          <w:rFonts w:ascii="Arial" w:hAnsi="Arial"/>
+          <w:color w:val="000000"/>
+          <w:sz w:val="18"/>
+          <w:highlight w:val="lightGray"/>
+        </w:rPr>
+        <w:t>Name_En</w:t>
+      </w:r>
+      <w:proofErr w:type="spellEnd"/>
+      <w:r>
+        <w:rPr>
+          <w:rFonts w:ascii="Arial" w:hAnsi="Arial"/>
+          <w:color w:val="000000"/>
+          <w:sz w:val="18"/>
+          <w:highlight w:val="lightGray"/>
+        </w:rPr>
+        <w:t xml:space="preserve"> Column: Motasem Essam] -&gt; </w:t>
       </w:r>
       <w:r>
         <w:rPr>
@@ -2954,16 +3338,34 @@
           <w:sz w:val="18"/>
           <w:highlight w:val="lightGray"/>
         </w:rPr>
-        <w:t xml:space="preserve"> [6/</w:t>
-      </w:r>
-      <w:r>
-        <w:rPr>
-          <w:rFonts w:ascii="Arial" w:hAnsi="Arial"/>
-          <w:color w:val="000000"/>
-          <w:sz w:val="18"/>
-          <w:highlight w:val="lightGray"/>
-        </w:rPr>
-        <w:t>7</w:t>
+        <w:t xml:space="preserve"> [</w:t>
+      </w:r>
+      <w:r>
+        <w:rPr>
+          <w:rFonts w:ascii="Arial" w:hAnsi="Arial"/>
+          <w:color w:val="000000"/>
+          <w:sz w:val="18"/>
+          <w:highlight w:val="lightGray"/>
+        </w:rPr>
+        <w:t>1</w:t>
+      </w:r>
+      <w:r>
+        <w:rPr>
+          <w:rFonts w:ascii="Arial" w:hAnsi="Arial"/>
+          <w:color w:val="000000"/>
+          <w:sz w:val="18"/>
+          <w:highlight w:val="lightGray"/>
+        </w:rPr>
+        <w:t>/</w:t>
+      </w:r>
+      <w:r>
+        <w:rPr>
+          <w:rFonts w:ascii="Arial" w:hAnsi="Arial"/>
+          <w:color w:val="000000"/>
+          <w:sz w:val="18"/>
+          <w:highlight w:val="lightGray"/>
+        </w:rPr>
+        <w:t>23</w:t>
       </w:r>
       <w:r>
         <w:rPr>
@@ -3016,7 +3418,7 @@
           <w:rFonts w:ascii="Roboto Mono" w:hAnsi="Roboto Mono"/>
         </w:rPr>
         <w:pict w14:anchorId="55ABF997">
-          <v:rect id="_x0000_i1309" style="width:0;height:1.5pt" o:hralign="center" o:hrstd="t" o:hr="t" fillcolor="#a0a0a0" stroked="f"/>
+          <v:rect id="_x0000_i1044" style="width:0;height:1.5pt" o:hralign="center" o:hrstd="t" o:hr="t" fillcolor="#a0a0a0" stroked="f"/>
         </w:pict>
       </w:r>
     </w:p>
@@ -3177,7 +3579,7 @@
           <w:rFonts w:ascii="Roboto Mono" w:hAnsi="Roboto Mono"/>
         </w:rPr>
         <w:pict w14:anchorId="4192F04B">
-          <v:rect id="_x0000_i1310" style="width:0;height:1.5pt" o:hralign="center" o:hrstd="t" o:hr="t" fillcolor="#a0a0a0" stroked="f"/>
+          <v:rect id="_x0000_i1045" style="width:0;height:1.5pt" o:hralign="center" o:hrstd="t" o:hr="t" fillcolor="#a0a0a0" stroked="f"/>
         </w:pict>
       </w:r>
     </w:p>
@@ -3231,7 +3633,27 @@
           <w:sz w:val="18"/>
           <w:highlight w:val="lightGray"/>
         </w:rPr>
-        <w:t xml:space="preserve">: Persons Table -&gt; ID Column: 1, Name_En Column: Motasem Essam] -&gt; </w:t>
+        <w:t xml:space="preserve">: Persons Table -&gt; ID Column: 1, </w:t>
+      </w:r>
+      <w:proofErr w:type="spellStart"/>
+      <w:r>
+        <w:rPr>
+          <w:rFonts w:ascii="Arial" w:hAnsi="Arial"/>
+          <w:color w:val="000000"/>
+          <w:sz w:val="18"/>
+          <w:highlight w:val="lightGray"/>
+        </w:rPr>
+        <w:t>Name_En</w:t>
+      </w:r>
+      <w:proofErr w:type="spellEnd"/>
+      <w:r>
+        <w:rPr>
+          <w:rFonts w:ascii="Arial" w:hAnsi="Arial"/>
+          <w:color w:val="000000"/>
+          <w:sz w:val="18"/>
+          <w:highlight w:val="lightGray"/>
+        </w:rPr>
+        <w:t xml:space="preserve"> Column: Motasem Essam] -&gt; </w:t>
       </w:r>
       <w:r>
         <w:rPr>
@@ -3287,16 +3709,34 @@
           <w:sz w:val="18"/>
           <w:highlight w:val="lightGray"/>
         </w:rPr>
-        <w:t xml:space="preserve"> [6/</w:t>
-      </w:r>
-      <w:r>
-        <w:rPr>
-          <w:rFonts w:ascii="Arial" w:hAnsi="Arial"/>
-          <w:color w:val="000000"/>
-          <w:sz w:val="18"/>
-          <w:highlight w:val="lightGray"/>
-        </w:rPr>
-        <w:t>7</w:t>
+        <w:t xml:space="preserve"> [</w:t>
+      </w:r>
+      <w:r>
+        <w:rPr>
+          <w:rFonts w:ascii="Arial" w:hAnsi="Arial"/>
+          <w:color w:val="000000"/>
+          <w:sz w:val="18"/>
+          <w:highlight w:val="lightGray"/>
+        </w:rPr>
+        <w:t>1</w:t>
+      </w:r>
+      <w:r>
+        <w:rPr>
+          <w:rFonts w:ascii="Arial" w:hAnsi="Arial"/>
+          <w:color w:val="000000"/>
+          <w:sz w:val="18"/>
+          <w:highlight w:val="lightGray"/>
+        </w:rPr>
+        <w:t>/</w:t>
+      </w:r>
+      <w:r>
+        <w:rPr>
+          <w:rFonts w:ascii="Arial" w:hAnsi="Arial"/>
+          <w:color w:val="000000"/>
+          <w:sz w:val="18"/>
+          <w:highlight w:val="lightGray"/>
+        </w:rPr>
+        <w:t>23</w:t>
       </w:r>
       <w:r>
         <w:rPr>
@@ -3349,7 +3789,7 @@
           <w:rFonts w:ascii="Roboto Mono" w:hAnsi="Roboto Mono"/>
         </w:rPr>
         <w:pict w14:anchorId="0F2A78C3">
-          <v:rect id="_x0000_i1312" style="width:0;height:1.5pt" o:hralign="center" o:hrstd="t" o:hr="t" fillcolor="#a0a0a0" stroked="f"/>
+          <v:rect id="_x0000_i1046" style="width:0;height:1.5pt" o:hralign="center" o:hrstd="t" o:hr="t" fillcolor="#a0a0a0" stroked="f"/>
         </w:pict>
       </w:r>
     </w:p>
@@ -3559,7 +3999,7 @@
           <w:rFonts w:ascii="Roboto Mono" w:hAnsi="Roboto Mono"/>
         </w:rPr>
         <w:pict w14:anchorId="6B677BB2">
-          <v:rect id="_x0000_i1313" style="width:0;height:1.5pt" o:hralign="center" o:hrstd="t" o:hr="t" fillcolor="#a0a0a0" stroked="f"/>
+          <v:rect id="_x0000_i1047" style="width:0;height:1.5pt" o:hralign="center" o:hrstd="t" o:hr="t" fillcolor="#a0a0a0" stroked="f"/>
         </w:pict>
       </w:r>
     </w:p>
@@ -3598,7 +4038,27 @@
           <w:sz w:val="18"/>
           <w:highlight w:val="lightGray"/>
         </w:rPr>
-        <w:t xml:space="preserve">: Persons Table -&gt; ID Column: 1, Name_En Column: Motasem Essam] -&gt; </w:t>
+        <w:t xml:space="preserve">: Persons Table -&gt; ID Column: 1, </w:t>
+      </w:r>
+      <w:proofErr w:type="spellStart"/>
+      <w:r>
+        <w:rPr>
+          <w:rFonts w:ascii="Arial" w:hAnsi="Arial"/>
+          <w:color w:val="000000"/>
+          <w:sz w:val="18"/>
+          <w:highlight w:val="lightGray"/>
+        </w:rPr>
+        <w:t>Name_En</w:t>
+      </w:r>
+      <w:proofErr w:type="spellEnd"/>
+      <w:r>
+        <w:rPr>
+          <w:rFonts w:ascii="Arial" w:hAnsi="Arial"/>
+          <w:color w:val="000000"/>
+          <w:sz w:val="18"/>
+          <w:highlight w:val="lightGray"/>
+        </w:rPr>
+        <w:t xml:space="preserve"> Column: Motasem Essam] -&gt; </w:t>
       </w:r>
       <w:r>
         <w:rPr>
@@ -3654,16 +4114,34 @@
           <w:sz w:val="18"/>
           <w:highlight w:val="lightGray"/>
         </w:rPr>
-        <w:t xml:space="preserve"> [6/</w:t>
-      </w:r>
-      <w:r>
-        <w:rPr>
-          <w:rFonts w:ascii="Arial" w:hAnsi="Arial"/>
-          <w:color w:val="000000"/>
-          <w:sz w:val="18"/>
-          <w:highlight w:val="lightGray"/>
-        </w:rPr>
-        <w:t>7</w:t>
+        <w:t xml:space="preserve"> [</w:t>
+      </w:r>
+      <w:r>
+        <w:rPr>
+          <w:rFonts w:ascii="Arial" w:hAnsi="Arial"/>
+          <w:color w:val="000000"/>
+          <w:sz w:val="18"/>
+          <w:highlight w:val="lightGray"/>
+        </w:rPr>
+        <w:t>1</w:t>
+      </w:r>
+      <w:r>
+        <w:rPr>
+          <w:rFonts w:ascii="Arial" w:hAnsi="Arial"/>
+          <w:color w:val="000000"/>
+          <w:sz w:val="18"/>
+          <w:highlight w:val="lightGray"/>
+        </w:rPr>
+        <w:t>/</w:t>
+      </w:r>
+      <w:r>
+        <w:rPr>
+          <w:rFonts w:ascii="Arial" w:hAnsi="Arial"/>
+          <w:color w:val="000000"/>
+          <w:sz w:val="18"/>
+          <w:highlight w:val="lightGray"/>
+        </w:rPr>
+        <w:t>23</w:t>
       </w:r>
       <w:r>
         <w:rPr>
@@ -3716,7 +4194,7 @@
           <w:rFonts w:ascii="Roboto Mono" w:hAnsi="Roboto Mono"/>
         </w:rPr>
         <w:pict w14:anchorId="7C0157F7">
-          <v:rect id="_x0000_i1314" style="width:0;height:1.5pt" o:hralign="center" o:hrstd="t" o:hr="t" fillcolor="#a0a0a0" stroked="f"/>
+          <v:rect id="_x0000_i1048" style="width:0;height:1.5pt" o:hralign="center" o:hrstd="t" o:hr="t" fillcolor="#a0a0a0" stroked="f"/>
         </w:pict>
       </w:r>
     </w:p>
@@ -3896,7 +4374,7 @@
           <w:rFonts w:ascii="Roboto Mono" w:hAnsi="Roboto Mono"/>
         </w:rPr>
         <w:pict w14:anchorId="5A98AC1E">
-          <v:rect id="_x0000_i1315" style="width:0;height:1.5pt" o:hralign="center" o:hrstd="t" o:hr="t" fillcolor="#a0a0a0" stroked="f"/>
+          <v:rect id="_x0000_i1049" style="width:0;height:1.5pt" o:hralign="center" o:hrstd="t" o:hr="t" fillcolor="#a0a0a0" stroked="f"/>
         </w:pict>
       </w:r>
     </w:p>
@@ -3935,7 +4413,27 @@
           <w:sz w:val="18"/>
           <w:highlight w:val="lightGray"/>
         </w:rPr>
-        <w:t xml:space="preserve">: Persons Table -&gt; ID Column: 1, Name_En Column: Motasem Essam] -&gt; </w:t>
+        <w:t xml:space="preserve">: Persons Table -&gt; ID Column: 1, </w:t>
+      </w:r>
+      <w:proofErr w:type="spellStart"/>
+      <w:r>
+        <w:rPr>
+          <w:rFonts w:ascii="Arial" w:hAnsi="Arial"/>
+          <w:color w:val="000000"/>
+          <w:sz w:val="18"/>
+          <w:highlight w:val="lightGray"/>
+        </w:rPr>
+        <w:t>Name_En</w:t>
+      </w:r>
+      <w:proofErr w:type="spellEnd"/>
+      <w:r>
+        <w:rPr>
+          <w:rFonts w:ascii="Arial" w:hAnsi="Arial"/>
+          <w:color w:val="000000"/>
+          <w:sz w:val="18"/>
+          <w:highlight w:val="lightGray"/>
+        </w:rPr>
+        <w:t xml:space="preserve"> Column: Motasem Essam] -&gt; </w:t>
       </w:r>
       <w:r>
         <w:rPr>
@@ -3991,16 +4489,34 @@
           <w:sz w:val="18"/>
           <w:highlight w:val="lightGray"/>
         </w:rPr>
-        <w:t xml:space="preserve"> [6/</w:t>
-      </w:r>
-      <w:r>
-        <w:rPr>
-          <w:rFonts w:ascii="Arial" w:hAnsi="Arial"/>
-          <w:color w:val="000000"/>
-          <w:sz w:val="18"/>
-          <w:highlight w:val="lightGray"/>
-        </w:rPr>
-        <w:t>7</w:t>
+        <w:t xml:space="preserve"> [</w:t>
+      </w:r>
+      <w:r>
+        <w:rPr>
+          <w:rFonts w:ascii="Arial" w:hAnsi="Arial"/>
+          <w:color w:val="000000"/>
+          <w:sz w:val="18"/>
+          <w:highlight w:val="lightGray"/>
+        </w:rPr>
+        <w:t>1</w:t>
+      </w:r>
+      <w:r>
+        <w:rPr>
+          <w:rFonts w:ascii="Arial" w:hAnsi="Arial"/>
+          <w:color w:val="000000"/>
+          <w:sz w:val="18"/>
+          <w:highlight w:val="lightGray"/>
+        </w:rPr>
+        <w:t>/</w:t>
+      </w:r>
+      <w:r>
+        <w:rPr>
+          <w:rFonts w:ascii="Arial" w:hAnsi="Arial"/>
+          <w:color w:val="000000"/>
+          <w:sz w:val="18"/>
+          <w:highlight w:val="lightGray"/>
+        </w:rPr>
+        <w:t>23</w:t>
       </w:r>
       <w:r>
         <w:rPr>
@@ -4053,7 +4569,7 @@
           <w:rFonts w:ascii="Roboto Mono" w:hAnsi="Roboto Mono"/>
         </w:rPr>
         <w:pict w14:anchorId="2E0FF1D0">
-          <v:rect id="_x0000_i1316" style="width:0;height:1.5pt" o:hralign="center" o:hrstd="t" o:hr="t" fillcolor="#a0a0a0" stroked="f"/>
+          <v:rect id="_x0000_i1050" style="width:0;height:1.5pt" o:hralign="center" o:hrstd="t" o:hr="t" fillcolor="#a0a0a0" stroked="f"/>
         </w:pict>
       </w:r>
     </w:p>
@@ -4168,7 +4684,7 @@
           <w:rFonts w:ascii="Roboto Mono" w:hAnsi="Roboto Mono"/>
         </w:rPr>
         <w:pict w14:anchorId="34BC7628">
-          <v:rect id="_x0000_i1317" style="width:0;height:1.5pt" o:hralign="center" o:hrstd="t" o:hr="t" fillcolor="#a0a0a0" stroked="f"/>
+          <v:rect id="_x0000_i1051" style="width:0;height:1.5pt" o:hralign="center" o:hrstd="t" o:hr="t" fillcolor="#a0a0a0" stroked="f"/>
         </w:pict>
       </w:r>
     </w:p>
@@ -4269,7 +4785,7 @@
           <w:rFonts w:ascii="Roboto Mono" w:hAnsi="Roboto Mono"/>
         </w:rPr>
         <w:pict w14:anchorId="3D0D9BD9">
-          <v:rect id="_x0000_i1318" style="width:0;height:1.5pt" o:hralign="center" o:hrstd="t" o:hr="t" fillcolor="#a0a0a0" stroked="f"/>
+          <v:rect id="_x0000_i1052" style="width:0;height:1.5pt" o:hralign="center" o:hrstd="t" o:hr="t" fillcolor="#a0a0a0" stroked="f"/>
         </w:pict>
       </w:r>
     </w:p>
@@ -4308,7 +4824,27 @@
           <w:sz w:val="18"/>
           <w:highlight w:val="lightGray"/>
         </w:rPr>
-        <w:t xml:space="preserve">: Persons Table -&gt; ID Column: 1, Name_En Column: Motasem Essam] -&gt; </w:t>
+        <w:t xml:space="preserve">: Persons Table -&gt; ID Column: 1, </w:t>
+      </w:r>
+      <w:proofErr w:type="spellStart"/>
+      <w:r>
+        <w:rPr>
+          <w:rFonts w:ascii="Arial" w:hAnsi="Arial"/>
+          <w:color w:val="000000"/>
+          <w:sz w:val="18"/>
+          <w:highlight w:val="lightGray"/>
+        </w:rPr>
+        <w:t>Name_En</w:t>
+      </w:r>
+      <w:proofErr w:type="spellEnd"/>
+      <w:r>
+        <w:rPr>
+          <w:rFonts w:ascii="Arial" w:hAnsi="Arial"/>
+          <w:color w:val="000000"/>
+          <w:sz w:val="18"/>
+          <w:highlight w:val="lightGray"/>
+        </w:rPr>
+        <w:t xml:space="preserve"> Column: Motasem Essam] -&gt; </w:t>
       </w:r>
       <w:r>
         <w:rPr>
@@ -4364,16 +4900,34 @@
           <w:sz w:val="18"/>
           <w:highlight w:val="lightGray"/>
         </w:rPr>
-        <w:t xml:space="preserve"> [6/</w:t>
-      </w:r>
-      <w:r>
-        <w:rPr>
-          <w:rFonts w:ascii="Arial" w:hAnsi="Arial"/>
-          <w:color w:val="000000"/>
-          <w:sz w:val="18"/>
-          <w:highlight w:val="lightGray"/>
-        </w:rPr>
-        <w:t>7</w:t>
+        <w:t xml:space="preserve"> [</w:t>
+      </w:r>
+      <w:r>
+        <w:rPr>
+          <w:rFonts w:ascii="Arial" w:hAnsi="Arial"/>
+          <w:color w:val="000000"/>
+          <w:sz w:val="18"/>
+          <w:highlight w:val="lightGray"/>
+        </w:rPr>
+        <w:t>1</w:t>
+      </w:r>
+      <w:r>
+        <w:rPr>
+          <w:rFonts w:ascii="Arial" w:hAnsi="Arial"/>
+          <w:color w:val="000000"/>
+          <w:sz w:val="18"/>
+          <w:highlight w:val="lightGray"/>
+        </w:rPr>
+        <w:t>/</w:t>
+      </w:r>
+      <w:r>
+        <w:rPr>
+          <w:rFonts w:ascii="Arial" w:hAnsi="Arial"/>
+          <w:color w:val="000000"/>
+          <w:sz w:val="18"/>
+          <w:highlight w:val="lightGray"/>
+        </w:rPr>
+        <w:t>23</w:t>
       </w:r>
       <w:r>
         <w:rPr>
@@ -4426,7 +4980,7 @@
           <w:rFonts w:ascii="Roboto Mono" w:hAnsi="Roboto Mono"/>
         </w:rPr>
         <w:pict w14:anchorId="4E2099F7">
-          <v:rect id="_x0000_i1319" style="width:0;height:1.5pt" o:hralign="center" o:hrstd="t" o:hr="t" fillcolor="#a0a0a0" stroked="f"/>
+          <v:rect id="_x0000_i1053" style="width:0;height:1.5pt" o:hralign="center" o:hrstd="t" o:hr="t" fillcolor="#a0a0a0" stroked="f"/>
         </w:pict>
       </w:r>
     </w:p>
@@ -4547,7 +5101,7 @@
           <w:rFonts w:ascii="Roboto Mono" w:hAnsi="Roboto Mono"/>
         </w:rPr>
         <w:pict w14:anchorId="53BF732B">
-          <v:rect id="_x0000_i1320" style="width:0;height:1.5pt" o:hralign="center" o:hrstd="t" o:hr="t" fillcolor="#a0a0a0" stroked="f"/>
+          <v:rect id="_x0000_i1054" style="width:0;height:1.5pt" o:hralign="center" o:hrstd="t" o:hr="t" fillcolor="#a0a0a0" stroked="f"/>
         </w:pict>
       </w:r>
     </w:p>
@@ -4613,7 +5167,7 @@
           <w:rFonts w:ascii="Roboto Mono" w:hAnsi="Roboto Mono"/>
         </w:rPr>
         <w:pict w14:anchorId="72B21BAC">
-          <v:rect id="_x0000_i1321" style="width:0;height:1.5pt" o:hralign="center" o:hrstd="t" o:hr="t" fillcolor="#a0a0a0" stroked="f"/>
+          <v:rect id="_x0000_i1055" style="width:0;height:1.5pt" o:hralign="center" o:hrstd="t" o:hr="t" fillcolor="#a0a0a0" stroked="f"/>
         </w:pict>
       </w:r>
     </w:p>
@@ -4652,7 +5206,27 @@
           <w:sz w:val="18"/>
           <w:highlight w:val="lightGray"/>
         </w:rPr>
-        <w:t xml:space="preserve">: Persons Table -&gt; ID Column: 1, Name_En Column: Motasem Essam] -&gt; </w:t>
+        <w:t xml:space="preserve">: Persons Table -&gt; ID Column: 1, </w:t>
+      </w:r>
+      <w:proofErr w:type="spellStart"/>
+      <w:r>
+        <w:rPr>
+          <w:rFonts w:ascii="Arial" w:hAnsi="Arial"/>
+          <w:color w:val="000000"/>
+          <w:sz w:val="18"/>
+          <w:highlight w:val="lightGray"/>
+        </w:rPr>
+        <w:t>Name_En</w:t>
+      </w:r>
+      <w:proofErr w:type="spellEnd"/>
+      <w:r>
+        <w:rPr>
+          <w:rFonts w:ascii="Arial" w:hAnsi="Arial"/>
+          <w:color w:val="000000"/>
+          <w:sz w:val="18"/>
+          <w:highlight w:val="lightGray"/>
+        </w:rPr>
+        <w:t xml:space="preserve"> Column: Motasem Essam] -&gt; </w:t>
       </w:r>
       <w:r>
         <w:rPr>
@@ -4708,16 +5282,34 @@
           <w:sz w:val="18"/>
           <w:highlight w:val="lightGray"/>
         </w:rPr>
-        <w:t xml:space="preserve"> [6/</w:t>
-      </w:r>
-      <w:r>
-        <w:rPr>
-          <w:rFonts w:ascii="Arial" w:hAnsi="Arial"/>
-          <w:color w:val="000000"/>
-          <w:sz w:val="18"/>
-          <w:highlight w:val="lightGray"/>
-        </w:rPr>
-        <w:t>7</w:t>
+        <w:t xml:space="preserve"> [</w:t>
+      </w:r>
+      <w:r>
+        <w:rPr>
+          <w:rFonts w:ascii="Arial" w:hAnsi="Arial"/>
+          <w:color w:val="000000"/>
+          <w:sz w:val="18"/>
+          <w:highlight w:val="lightGray"/>
+        </w:rPr>
+        <w:t>1</w:t>
+      </w:r>
+      <w:r>
+        <w:rPr>
+          <w:rFonts w:ascii="Arial" w:hAnsi="Arial"/>
+          <w:color w:val="000000"/>
+          <w:sz w:val="18"/>
+          <w:highlight w:val="lightGray"/>
+        </w:rPr>
+        <w:t>/</w:t>
+      </w:r>
+      <w:r>
+        <w:rPr>
+          <w:rFonts w:ascii="Arial" w:hAnsi="Arial"/>
+          <w:color w:val="000000"/>
+          <w:sz w:val="18"/>
+          <w:highlight w:val="lightGray"/>
+        </w:rPr>
+        <w:t>23</w:t>
       </w:r>
       <w:r>
         <w:rPr>
@@ -4771,7 +5363,7 @@
         </w:rPr>
         <w:lastRenderedPageBreak/>
         <w:pict w14:anchorId="35DC9AA2">
-          <v:rect id="_x0000_i1322" style="width:0;height:1.5pt" o:hralign="center" o:hrstd="t" o:hr="t" fillcolor="#a0a0a0" stroked="f"/>
+          <v:rect id="_x0000_i1056" style="width:0;height:1.5pt" o:hralign="center" o:hrstd="t" o:hr="t" fillcolor="#a0a0a0" stroked="f"/>
         </w:pict>
       </w:r>
     </w:p>
@@ -4899,7 +5491,7 @@
           <w:rFonts w:ascii="Roboto Mono" w:hAnsi="Roboto Mono"/>
         </w:rPr>
         <w:pict w14:anchorId="6B250A25">
-          <v:rect id="_x0000_i1323" style="width:0;height:1.5pt" o:hralign="center" o:hrstd="t" o:hr="t" fillcolor="#a0a0a0" stroked="f"/>
+          <v:rect id="_x0000_i1057" style="width:0;height:1.5pt" o:hralign="center" o:hrstd="t" o:hr="t" fillcolor="#a0a0a0" stroked="f"/>
         </w:pict>
       </w:r>
     </w:p>
@@ -4935,7 +5527,27 @@
           <w:sz w:val="18"/>
           <w:highlight w:val="lightGray"/>
         </w:rPr>
-        <w:t xml:space="preserve">: Persons Table -&gt; ID Column: 1, Name_En Column: Motasem Essam] -&gt; </w:t>
+        <w:t xml:space="preserve">: Persons Table -&gt; ID Column: 1, </w:t>
+      </w:r>
+      <w:proofErr w:type="spellStart"/>
+      <w:r>
+        <w:rPr>
+          <w:rFonts w:ascii="Arial" w:hAnsi="Arial"/>
+          <w:color w:val="000000"/>
+          <w:sz w:val="18"/>
+          <w:highlight w:val="lightGray"/>
+        </w:rPr>
+        <w:t>Name_En</w:t>
+      </w:r>
+      <w:proofErr w:type="spellEnd"/>
+      <w:r>
+        <w:rPr>
+          <w:rFonts w:ascii="Arial" w:hAnsi="Arial"/>
+          <w:color w:val="000000"/>
+          <w:sz w:val="18"/>
+          <w:highlight w:val="lightGray"/>
+        </w:rPr>
+        <w:t xml:space="preserve"> Column: Motasem Essam] -&gt; </w:t>
       </w:r>
       <w:r>
         <w:rPr>
@@ -4991,16 +5603,34 @@
           <w:sz w:val="18"/>
           <w:highlight w:val="lightGray"/>
         </w:rPr>
-        <w:t xml:space="preserve"> [6/</w:t>
-      </w:r>
-      <w:r>
-        <w:rPr>
-          <w:rFonts w:ascii="Arial" w:hAnsi="Arial"/>
-          <w:color w:val="000000"/>
-          <w:sz w:val="18"/>
-          <w:highlight w:val="lightGray"/>
-        </w:rPr>
-        <w:t>7</w:t>
+        <w:t xml:space="preserve"> [</w:t>
+      </w:r>
+      <w:r>
+        <w:rPr>
+          <w:rFonts w:ascii="Arial" w:hAnsi="Arial"/>
+          <w:color w:val="000000"/>
+          <w:sz w:val="18"/>
+          <w:highlight w:val="lightGray"/>
+        </w:rPr>
+        <w:t>1</w:t>
+      </w:r>
+      <w:r>
+        <w:rPr>
+          <w:rFonts w:ascii="Arial" w:hAnsi="Arial"/>
+          <w:color w:val="000000"/>
+          <w:sz w:val="18"/>
+          <w:highlight w:val="lightGray"/>
+        </w:rPr>
+        <w:t>/</w:t>
+      </w:r>
+      <w:r>
+        <w:rPr>
+          <w:rFonts w:ascii="Arial" w:hAnsi="Arial"/>
+          <w:color w:val="000000"/>
+          <w:sz w:val="18"/>
+          <w:highlight w:val="lightGray"/>
+        </w:rPr>
+        <w:t>23</w:t>
       </w:r>
       <w:r>
         <w:rPr>
@@ -5057,7 +5687,7 @@
           <w:rFonts w:ascii="Roboto Mono" w:hAnsi="Roboto Mono"/>
         </w:rPr>
         <w:pict w14:anchorId="070330B8">
-          <v:rect id="_x0000_i1324" style="width:0;height:1.5pt" o:hralign="center" o:hrstd="t" o:hr="t" fillcolor="#a0a0a0" stroked="f"/>
+          <v:rect id="_x0000_i1058" style="width:0;height:1.5pt" o:hralign="center" o:hrstd="t" o:hr="t" fillcolor="#a0a0a0" stroked="f"/>
         </w:pict>
       </w:r>
     </w:p>
@@ -5140,7 +5770,7 @@
           <w:rFonts w:ascii="Roboto Mono" w:hAnsi="Roboto Mono"/>
         </w:rPr>
         <w:pict w14:anchorId="2070BF50">
-          <v:rect id="_x0000_i1325" style="width:0;height:1.5pt" o:hralign="center" o:hrstd="t" o:hr="t" fillcolor="#a0a0a0" stroked="f"/>
+          <v:rect id="_x0000_i1059" style="width:0;height:1.5pt" o:hralign="center" o:hrstd="t" o:hr="t" fillcolor="#a0a0a0" stroked="f"/>
         </w:pict>
       </w:r>
     </w:p>
@@ -5206,7 +5836,7 @@
           <w:rFonts w:ascii="Roboto Mono" w:hAnsi="Roboto Mono"/>
         </w:rPr>
         <w:pict w14:anchorId="206829F2">
-          <v:rect id="_x0000_i1326" style="width:0;height:1.5pt" o:hralign="center" o:hrstd="t" o:hr="t" fillcolor="#a0a0a0" stroked="f"/>
+          <v:rect id="_x0000_i1060" style="width:0;height:1.5pt" o:hralign="center" o:hrstd="t" o:hr="t" fillcolor="#a0a0a0" stroked="f"/>
         </w:pict>
       </w:r>
     </w:p>
@@ -5290,7 +5920,7 @@
           <w:rFonts w:ascii="Roboto Mono" w:hAnsi="Roboto Mono"/>
         </w:rPr>
         <w:pict w14:anchorId="571DE023">
-          <v:rect id="_x0000_i1327" style="width:0;height:1.5pt" o:hralign="center" o:hrstd="t" o:hr="t" fillcolor="#a0a0a0" stroked="f"/>
+          <v:rect id="_x0000_i1061" style="width:0;height:1.5pt" o:hralign="center" o:hrstd="t" o:hr="t" fillcolor="#a0a0a0" stroked="f"/>
         </w:pict>
       </w:r>
     </w:p>
@@ -5333,7 +5963,27 @@
           <w:sz w:val="18"/>
           <w:highlight w:val="lightGray"/>
         </w:rPr>
-        <w:t xml:space="preserve">: Persons Table -&gt; ID Column: 1, Name_En Column: Motasem Essam] -&gt; </w:t>
+        <w:t xml:space="preserve">: Persons Table -&gt; ID Column: 1, </w:t>
+      </w:r>
+      <w:proofErr w:type="spellStart"/>
+      <w:r>
+        <w:rPr>
+          <w:rFonts w:ascii="Arial" w:hAnsi="Arial"/>
+          <w:color w:val="000000"/>
+          <w:sz w:val="18"/>
+          <w:highlight w:val="lightGray"/>
+        </w:rPr>
+        <w:t>Name_En</w:t>
+      </w:r>
+      <w:proofErr w:type="spellEnd"/>
+      <w:r>
+        <w:rPr>
+          <w:rFonts w:ascii="Arial" w:hAnsi="Arial"/>
+          <w:color w:val="000000"/>
+          <w:sz w:val="18"/>
+          <w:highlight w:val="lightGray"/>
+        </w:rPr>
+        <w:t xml:space="preserve"> Column: Motasem Essam] -&gt; </w:t>
       </w:r>
       <w:r>
         <w:rPr>
@@ -5389,16 +6039,34 @@
           <w:sz w:val="18"/>
           <w:highlight w:val="lightGray"/>
         </w:rPr>
-        <w:t xml:space="preserve"> [6/</w:t>
-      </w:r>
-      <w:r>
-        <w:rPr>
-          <w:rFonts w:ascii="Arial" w:hAnsi="Arial"/>
-          <w:color w:val="000000"/>
-          <w:sz w:val="18"/>
-          <w:highlight w:val="lightGray"/>
-        </w:rPr>
-        <w:t>7</w:t>
+        <w:t xml:space="preserve"> [</w:t>
+      </w:r>
+      <w:r>
+        <w:rPr>
+          <w:rFonts w:ascii="Arial" w:hAnsi="Arial"/>
+          <w:color w:val="000000"/>
+          <w:sz w:val="18"/>
+          <w:highlight w:val="lightGray"/>
+        </w:rPr>
+        <w:t>1</w:t>
+      </w:r>
+      <w:r>
+        <w:rPr>
+          <w:rFonts w:ascii="Arial" w:hAnsi="Arial"/>
+          <w:color w:val="000000"/>
+          <w:sz w:val="18"/>
+          <w:highlight w:val="lightGray"/>
+        </w:rPr>
+        <w:t>/</w:t>
+      </w:r>
+      <w:r>
+        <w:rPr>
+          <w:rFonts w:ascii="Arial" w:hAnsi="Arial"/>
+          <w:color w:val="000000"/>
+          <w:sz w:val="18"/>
+          <w:highlight w:val="lightGray"/>
+        </w:rPr>
+        <w:t>23</w:t>
       </w:r>
       <w:r>
         <w:rPr>
@@ -5772,7 +6440,7 @@
           <w:rFonts w:ascii="Roboto Mono" w:hAnsi="Roboto Mono"/>
         </w:rPr>
         <w:pict w14:anchorId="302C7389">
-          <v:rect id="_x0000_i1328" style="width:0;height:1.5pt" o:hralign="center" o:hrstd="t" o:hr="t" fillcolor="#a0a0a0" stroked="f"/>
+          <v:rect id="_x0000_i1062" style="width:0;height:1.5pt" o:hralign="center" o:hrstd="t" o:hr="t" fillcolor="#a0a0a0" stroked="f"/>
         </w:pict>
       </w:r>
     </w:p>
@@ -5808,7 +6476,27 @@
           <w:sz w:val="18"/>
           <w:highlight w:val="lightGray"/>
         </w:rPr>
-        <w:t xml:space="preserve">: Persons Table -&gt; ID Column: 1, Name_En Column: Motasem Essam] -&gt; </w:t>
+        <w:t xml:space="preserve">: Persons Table -&gt; ID Column: 1, </w:t>
+      </w:r>
+      <w:proofErr w:type="spellStart"/>
+      <w:r>
+        <w:rPr>
+          <w:rFonts w:ascii="Arial" w:hAnsi="Arial"/>
+          <w:color w:val="000000"/>
+          <w:sz w:val="18"/>
+          <w:highlight w:val="lightGray"/>
+        </w:rPr>
+        <w:t>Name_En</w:t>
+      </w:r>
+      <w:proofErr w:type="spellEnd"/>
+      <w:r>
+        <w:rPr>
+          <w:rFonts w:ascii="Arial" w:hAnsi="Arial"/>
+          <w:color w:val="000000"/>
+          <w:sz w:val="18"/>
+          <w:highlight w:val="lightGray"/>
+        </w:rPr>
+        <w:t xml:space="preserve"> Column: Motasem Essam] -&gt; </w:t>
       </w:r>
       <w:r>
         <w:rPr>
@@ -5864,16 +6552,34 @@
           <w:sz w:val="18"/>
           <w:highlight w:val="lightGray"/>
         </w:rPr>
-        <w:t xml:space="preserve"> [6/</w:t>
-      </w:r>
-      <w:r>
-        <w:rPr>
-          <w:rFonts w:ascii="Arial" w:hAnsi="Arial"/>
-          <w:color w:val="000000"/>
-          <w:sz w:val="18"/>
-          <w:highlight w:val="lightGray"/>
-        </w:rPr>
-        <w:t>7</w:t>
+        <w:t xml:space="preserve"> [</w:t>
+      </w:r>
+      <w:r>
+        <w:rPr>
+          <w:rFonts w:ascii="Arial" w:hAnsi="Arial"/>
+          <w:color w:val="000000"/>
+          <w:sz w:val="18"/>
+          <w:highlight w:val="lightGray"/>
+        </w:rPr>
+        <w:t>1</w:t>
+      </w:r>
+      <w:r>
+        <w:rPr>
+          <w:rFonts w:ascii="Arial" w:hAnsi="Arial"/>
+          <w:color w:val="000000"/>
+          <w:sz w:val="18"/>
+          <w:highlight w:val="lightGray"/>
+        </w:rPr>
+        <w:t>/</w:t>
+      </w:r>
+      <w:r>
+        <w:rPr>
+          <w:rFonts w:ascii="Arial" w:hAnsi="Arial"/>
+          <w:color w:val="000000"/>
+          <w:sz w:val="18"/>
+          <w:highlight w:val="lightGray"/>
+        </w:rPr>
+        <w:t>23</w:t>
       </w:r>
       <w:r>
         <w:rPr>
@@ -6043,7 +6749,7 @@
           <w:rFonts w:ascii="Roboto Mono" w:hAnsi="Roboto Mono"/>
         </w:rPr>
         <w:pict w14:anchorId="345919EC">
-          <v:rect id="_x0000_i1329" style="width:0;height:1.5pt" o:hralign="center" o:hrstd="t" o:hr="t" fillcolor="#a0a0a0" stroked="f"/>
+          <v:rect id="_x0000_i1063" style="width:0;height:1.5pt" o:hralign="center" o:hrstd="t" o:hr="t" fillcolor="#a0a0a0" stroked="f"/>
         </w:pict>
       </w:r>
     </w:p>
@@ -6079,7 +6785,27 @@
           <w:sz w:val="18"/>
           <w:highlight w:val="lightGray"/>
         </w:rPr>
-        <w:t xml:space="preserve">: Persons Table -&gt; ID Column: 1, Name_En Column: Motasem Essam] -&gt; </w:t>
+        <w:t xml:space="preserve">: Persons Table -&gt; ID Column: 1, </w:t>
+      </w:r>
+      <w:proofErr w:type="spellStart"/>
+      <w:r>
+        <w:rPr>
+          <w:rFonts w:ascii="Arial" w:hAnsi="Arial"/>
+          <w:color w:val="000000"/>
+          <w:sz w:val="18"/>
+          <w:highlight w:val="lightGray"/>
+        </w:rPr>
+        <w:t>Name_En</w:t>
+      </w:r>
+      <w:proofErr w:type="spellEnd"/>
+      <w:r>
+        <w:rPr>
+          <w:rFonts w:ascii="Arial" w:hAnsi="Arial"/>
+          <w:color w:val="000000"/>
+          <w:sz w:val="18"/>
+          <w:highlight w:val="lightGray"/>
+        </w:rPr>
+        <w:t xml:space="preserve"> Column: Motasem Essam] -&gt; </w:t>
       </w:r>
       <w:r>
         <w:rPr>
@@ -6135,16 +6861,34 @@
           <w:sz w:val="18"/>
           <w:highlight w:val="lightGray"/>
         </w:rPr>
-        <w:t xml:space="preserve"> [6/</w:t>
-      </w:r>
-      <w:r>
-        <w:rPr>
-          <w:rFonts w:ascii="Arial" w:hAnsi="Arial"/>
-          <w:color w:val="000000"/>
-          <w:sz w:val="18"/>
-          <w:highlight w:val="lightGray"/>
-        </w:rPr>
-        <w:t>7</w:t>
+        <w:t xml:space="preserve"> [</w:t>
+      </w:r>
+      <w:r>
+        <w:rPr>
+          <w:rFonts w:ascii="Arial" w:hAnsi="Arial"/>
+          <w:color w:val="000000"/>
+          <w:sz w:val="18"/>
+          <w:highlight w:val="lightGray"/>
+        </w:rPr>
+        <w:t>1</w:t>
+      </w:r>
+      <w:r>
+        <w:rPr>
+          <w:rFonts w:ascii="Arial" w:hAnsi="Arial"/>
+          <w:color w:val="000000"/>
+          <w:sz w:val="18"/>
+          <w:highlight w:val="lightGray"/>
+        </w:rPr>
+        <w:t>/</w:t>
+      </w:r>
+      <w:r>
+        <w:rPr>
+          <w:rFonts w:ascii="Arial" w:hAnsi="Arial"/>
+          <w:color w:val="000000"/>
+          <w:sz w:val="18"/>
+          <w:highlight w:val="lightGray"/>
+        </w:rPr>
+        <w:t>23</w:t>
       </w:r>
       <w:r>
         <w:rPr>
@@ -6379,7 +7123,7 @@
           <w:rFonts w:ascii="Roboto Mono" w:hAnsi="Roboto Mono"/>
         </w:rPr>
         <w:pict w14:anchorId="594453B1">
-          <v:rect id="_x0000_i1330" style="width:0;height:1.5pt" o:hralign="center" o:hrstd="t" o:hr="t" fillcolor="#a0a0a0" stroked="f"/>
+          <v:rect id="_x0000_i1064" style="width:0;height:1.5pt" o:hralign="center" o:hrstd="t" o:hr="t" fillcolor="#a0a0a0" stroked="f"/>
         </w:pict>
       </w:r>
     </w:p>
@@ -6416,7 +7160,27 @@
           <w:sz w:val="18"/>
           <w:highlight w:val="lightGray"/>
         </w:rPr>
-        <w:t xml:space="preserve">: Persons Table -&gt; ID Column: 1, Name_En Column: Motasem Essam] -&gt; </w:t>
+        <w:t xml:space="preserve">: Persons Table -&gt; ID Column: 1, </w:t>
+      </w:r>
+      <w:proofErr w:type="spellStart"/>
+      <w:r>
+        <w:rPr>
+          <w:rFonts w:ascii="Arial" w:hAnsi="Arial"/>
+          <w:color w:val="000000"/>
+          <w:sz w:val="18"/>
+          <w:highlight w:val="lightGray"/>
+        </w:rPr>
+        <w:t>Name_En</w:t>
+      </w:r>
+      <w:proofErr w:type="spellEnd"/>
+      <w:r>
+        <w:rPr>
+          <w:rFonts w:ascii="Arial" w:hAnsi="Arial"/>
+          <w:color w:val="000000"/>
+          <w:sz w:val="18"/>
+          <w:highlight w:val="lightGray"/>
+        </w:rPr>
+        <w:t xml:space="preserve"> Column: Motasem Essam] -&gt; </w:t>
       </w:r>
       <w:r>
         <w:rPr>
@@ -6472,16 +7236,34 @@
           <w:sz w:val="18"/>
           <w:highlight w:val="lightGray"/>
         </w:rPr>
-        <w:t xml:space="preserve"> [6/</w:t>
-      </w:r>
-      <w:r>
-        <w:rPr>
-          <w:rFonts w:ascii="Arial" w:hAnsi="Arial"/>
-          <w:color w:val="000000"/>
-          <w:sz w:val="18"/>
-          <w:highlight w:val="lightGray"/>
-        </w:rPr>
-        <w:t>7</w:t>
+        <w:t xml:space="preserve"> [</w:t>
+      </w:r>
+      <w:r>
+        <w:rPr>
+          <w:rFonts w:ascii="Arial" w:hAnsi="Arial"/>
+          <w:color w:val="000000"/>
+          <w:sz w:val="18"/>
+          <w:highlight w:val="lightGray"/>
+        </w:rPr>
+        <w:t>1</w:t>
+      </w:r>
+      <w:r>
+        <w:rPr>
+          <w:rFonts w:ascii="Arial" w:hAnsi="Arial"/>
+          <w:color w:val="000000"/>
+          <w:sz w:val="18"/>
+          <w:highlight w:val="lightGray"/>
+        </w:rPr>
+        <w:t>/</w:t>
+      </w:r>
+      <w:r>
+        <w:rPr>
+          <w:rFonts w:ascii="Arial" w:hAnsi="Arial"/>
+          <w:color w:val="000000"/>
+          <w:sz w:val="18"/>
+          <w:highlight w:val="lightGray"/>
+        </w:rPr>
+        <w:t>23</w:t>
       </w:r>
       <w:r>
         <w:rPr>
@@ -6795,7 +7577,7 @@
           <w:rFonts w:ascii="Roboto Mono" w:hAnsi="Roboto Mono"/>
         </w:rPr>
         <w:pict w14:anchorId="45CB7EE8">
-          <v:rect id="_x0000_i1332" style="width:0;height:1.5pt" o:hralign="center" o:hrstd="t" o:hr="t" fillcolor="#a0a0a0" stroked="f"/>
+          <v:rect id="_x0000_i1065" style="width:0;height:1.5pt" o:hralign="center" o:hrstd="t" o:hr="t" fillcolor="#a0a0a0" stroked="f"/>
         </w:pict>
       </w:r>
     </w:p>
@@ -6831,7 +7613,27 @@
           <w:sz w:val="18"/>
           <w:highlight w:val="lightGray"/>
         </w:rPr>
-        <w:t xml:space="preserve">: Persons Table -&gt; ID Column: 1, Name_En Column: Motasem Essam] -&gt; </w:t>
+        <w:t xml:space="preserve">: Persons Table -&gt; ID Column: 1, </w:t>
+      </w:r>
+      <w:proofErr w:type="spellStart"/>
+      <w:r>
+        <w:rPr>
+          <w:rFonts w:ascii="Arial" w:hAnsi="Arial"/>
+          <w:color w:val="000000"/>
+          <w:sz w:val="18"/>
+          <w:highlight w:val="lightGray"/>
+        </w:rPr>
+        <w:t>Name_En</w:t>
+      </w:r>
+      <w:proofErr w:type="spellEnd"/>
+      <w:r>
+        <w:rPr>
+          <w:rFonts w:ascii="Arial" w:hAnsi="Arial"/>
+          <w:color w:val="000000"/>
+          <w:sz w:val="18"/>
+          <w:highlight w:val="lightGray"/>
+        </w:rPr>
+        <w:t xml:space="preserve"> Column: Motasem Essam] -&gt; </w:t>
       </w:r>
       <w:r>
         <w:rPr>
@@ -6887,16 +7689,34 @@
           <w:sz w:val="18"/>
           <w:highlight w:val="lightGray"/>
         </w:rPr>
-        <w:t xml:space="preserve"> [6/</w:t>
-      </w:r>
-      <w:r>
-        <w:rPr>
-          <w:rFonts w:ascii="Arial" w:hAnsi="Arial"/>
-          <w:color w:val="000000"/>
-          <w:sz w:val="18"/>
-          <w:highlight w:val="lightGray"/>
-        </w:rPr>
-        <w:t>7</w:t>
+        <w:t xml:space="preserve"> [</w:t>
+      </w:r>
+      <w:r>
+        <w:rPr>
+          <w:rFonts w:ascii="Arial" w:hAnsi="Arial"/>
+          <w:color w:val="000000"/>
+          <w:sz w:val="18"/>
+          <w:highlight w:val="lightGray"/>
+        </w:rPr>
+        <w:t>1</w:t>
+      </w:r>
+      <w:r>
+        <w:rPr>
+          <w:rFonts w:ascii="Arial" w:hAnsi="Arial"/>
+          <w:color w:val="000000"/>
+          <w:sz w:val="18"/>
+          <w:highlight w:val="lightGray"/>
+        </w:rPr>
+        <w:t>/</w:t>
+      </w:r>
+      <w:r>
+        <w:rPr>
+          <w:rFonts w:ascii="Arial" w:hAnsi="Arial"/>
+          <w:color w:val="000000"/>
+          <w:sz w:val="18"/>
+          <w:highlight w:val="lightGray"/>
+        </w:rPr>
+        <w:t>23</w:t>
       </w:r>
       <w:r>
         <w:rPr>
@@ -9687,6 +10507,7 @@
   <w:style w:type="character" w:default="1" w:styleId="DefaultParagraphFont">
     <w:name w:val="Default Paragraph Font"/>
     <w:uiPriority w:val="1"/>
+    <w:semiHidden/>
     <w:unhideWhenUsed/>
   </w:style>
   <w:style w:type="table" w:default="1" w:styleId="TableNormal">
